--- a/DXV-FRE-001_Pipeline-Invocation-and-Parameter-Resolution.docx
+++ b/DXV-FRE-001_Pipeline-Invocation-and-Parameter-Resolution.docx
@@ -85,7 +85,6 @@
     </w:p>
     <w:tbl>
       <w:tblPr>
-        <w:tblW w:type="auto" w:w="0"/>
         <w:jc w:val="center"/>
         <w:tblLook w:firstColumn="1" w:firstRow="1" w:lastColumn="0" w:lastRow="0" w:noHBand="0" w:noVBand="1" w:val="04A0"/>
         <w:tblLayout w:type="fixed"/>
@@ -97,17 +96,18 @@
           <w:insideH w:val="single" w:sz="8" w:space="0" w:color="FFFFFF"/>
           <w:insideV w:val="single" w:sz="8" w:space="0" w:color="FFFFFF"/>
         </w:tblBorders>
+        <w:tblW w:w="10296" w:type="dxa"/>
       </w:tblPr>
       <w:tblGrid>
-        <w:gridCol w:w="2592"/>
-        <w:gridCol w:w="2592"/>
-        <w:gridCol w:w="2592"/>
-        <w:gridCol w:w="2592"/>
+        <w:gridCol w:w="1944"/>
+        <w:gridCol w:w="4320"/>
+        <w:gridCol w:w="1944"/>
+        <w:gridCol w:w="2088"/>
       </w:tblGrid>
       <w:tr>
         <w:tc>
           <w:tcPr>
-            <w:tcW w:type="dxa" w:w="1944"/>
+            <w:tcW w:w="1944" w:type="dxa"/>
             <w:tcMar>
               <w:top w:w="60" w:type="dxa"/>
               <w:bottom w:w="60" w:type="dxa"/>
@@ -135,7 +135,7 @@
         </w:tc>
         <w:tc>
           <w:tcPr>
-            <w:tcW w:type="dxa" w:w="4320"/>
+            <w:tcW w:w="4320" w:type="dxa"/>
             <w:tcMar>
               <w:top w:w="60" w:type="dxa"/>
               <w:bottom w:w="60" w:type="dxa"/>
@@ -162,7 +162,7 @@
         </w:tc>
         <w:tc>
           <w:tcPr>
-            <w:tcW w:type="dxa" w:w="1944"/>
+            <w:tcW w:w="1944" w:type="dxa"/>
             <w:tcMar>
               <w:top w:w="60" w:type="dxa"/>
               <w:bottom w:w="60" w:type="dxa"/>
@@ -190,7 +190,7 @@
         </w:tc>
         <w:tc>
           <w:tcPr>
-            <w:tcW w:type="dxa" w:w="2088"/>
+            <w:tcW w:w="2088" w:type="dxa"/>
             <w:tcMar>
               <w:top w:w="60" w:type="dxa"/>
               <w:bottom w:w="60" w:type="dxa"/>
@@ -221,7 +221,7 @@
       <w:tr>
         <w:tc>
           <w:tcPr>
-            <w:tcW w:type="dxa" w:w="1944"/>
+            <w:tcW w:w="1944" w:type="dxa"/>
             <w:tcMar>
               <w:top w:w="60" w:type="dxa"/>
               <w:bottom w:w="60" w:type="dxa"/>
@@ -249,7 +249,7 @@
         </w:tc>
         <w:tc>
           <w:tcPr>
-            <w:tcW w:type="dxa" w:w="4320"/>
+            <w:tcW w:w="4320" w:type="dxa"/>
             <w:tcMar>
               <w:top w:w="60" w:type="dxa"/>
               <w:bottom w:w="60" w:type="dxa"/>
@@ -276,7 +276,7 @@
         </w:tc>
         <w:tc>
           <w:tcPr>
-            <w:tcW w:type="dxa" w:w="1944"/>
+            <w:tcW w:w="1944" w:type="dxa"/>
             <w:tcMar>
               <w:top w:w="60" w:type="dxa"/>
               <w:bottom w:w="60" w:type="dxa"/>
@@ -304,7 +304,7 @@
         </w:tc>
         <w:tc>
           <w:tcPr>
-            <w:tcW w:type="dxa" w:w="2088"/>
+            <w:tcW w:w="2088" w:type="dxa"/>
             <w:tcMar>
               <w:top w:w="60" w:type="dxa"/>
               <w:bottom w:w="60" w:type="dxa"/>
@@ -333,7 +333,7 @@
       <w:tr>
         <w:tc>
           <w:tcPr>
-            <w:tcW w:type="dxa" w:w="1944"/>
+            <w:tcW w:w="1944" w:type="dxa"/>
             <w:tcMar>
               <w:top w:w="60" w:type="dxa"/>
               <w:bottom w:w="60" w:type="dxa"/>
@@ -361,7 +361,7 @@
         </w:tc>
         <w:tc>
           <w:tcPr>
-            <w:tcW w:type="dxa" w:w="4320"/>
+            <w:tcW w:w="4320" w:type="dxa"/>
             <w:tcMar>
               <w:top w:w="60" w:type="dxa"/>
               <w:bottom w:w="60" w:type="dxa"/>
@@ -388,7 +388,7 @@
         </w:tc>
         <w:tc>
           <w:tcPr>
-            <w:tcW w:type="dxa" w:w="1944"/>
+            <w:tcW w:w="1944" w:type="dxa"/>
             <w:tcMar>
               <w:top w:w="60" w:type="dxa"/>
               <w:bottom w:w="60" w:type="dxa"/>
@@ -416,7 +416,7 @@
         </w:tc>
         <w:tc>
           <w:tcPr>
-            <w:tcW w:type="dxa" w:w="2088"/>
+            <w:tcW w:w="2088" w:type="dxa"/>
             <w:tcMar>
               <w:top w:w="60" w:type="dxa"/>
               <w:bottom w:w="60" w:type="dxa"/>
@@ -445,7 +445,7 @@
       <w:tr>
         <w:tc>
           <w:tcPr>
-            <w:tcW w:type="dxa" w:w="1944"/>
+            <w:tcW w:w="1944" w:type="dxa"/>
             <w:tcMar>
               <w:top w:w="60" w:type="dxa"/>
               <w:bottom w:w="60" w:type="dxa"/>
@@ -473,7 +473,7 @@
         </w:tc>
         <w:tc>
           <w:tcPr>
-            <w:tcW w:type="dxa" w:w="4320"/>
+            <w:tcW w:w="4320" w:type="dxa"/>
             <w:tcMar>
               <w:top w:w="60" w:type="dxa"/>
               <w:bottom w:w="60" w:type="dxa"/>
@@ -500,7 +500,7 @@
         </w:tc>
         <w:tc>
           <w:tcPr>
-            <w:tcW w:type="dxa" w:w="1944"/>
+            <w:tcW w:w="1944" w:type="dxa"/>
             <w:tcMar>
               <w:top w:w="60" w:type="dxa"/>
               <w:bottom w:w="60" w:type="dxa"/>
@@ -528,7 +528,7 @@
         </w:tc>
         <w:tc>
           <w:tcPr>
-            <w:tcW w:type="dxa" w:w="2088"/>
+            <w:tcW w:w="2088" w:type="dxa"/>
             <w:tcMar>
               <w:top w:w="60" w:type="dxa"/>
               <w:bottom w:w="60" w:type="dxa"/>
@@ -579,7 +579,6 @@
     </w:p>
     <w:tbl>
       <w:tblPr>
-        <w:tblW w:type="auto" w:w="0"/>
         <w:jc w:val="center"/>
         <w:tblLook w:firstColumn="1" w:firstRow="1" w:lastColumn="0" w:lastRow="0" w:noHBand="0" w:noVBand="1" w:val="04A0"/>
         <w:tblBorders>
@@ -591,14 +590,15 @@
           <w:insideV w:val="none" w:sz="0" w:space="0" w:color="auto"/>
         </w:tblBorders>
         <w:tblLayout w:type="fixed"/>
+        <w:tblW w:w="10296" w:type="dxa"/>
       </w:tblPr>
       <w:tblGrid>
-        <w:gridCol w:w="10368"/>
+        <w:gridCol w:w="10296"/>
       </w:tblGrid>
       <w:tr>
         <w:tc>
           <w:tcPr>
-            <w:tcW w:type="dxa" w:w="10296"/>
+            <w:tcW w:w="10296" w:type="dxa"/>
             <w:shd w:val="clear" w:color="auto" w:fill="EAF1FB"/>
             <w:tcBorders>
               <w:left w:val="single" w:sz="24" w:space="0" w:color="2E6FD6"/>
@@ -728,7 +728,6 @@
     </w:p>
     <w:tbl>
       <w:tblPr>
-        <w:tblW w:type="auto" w:w="0"/>
         <w:jc w:val="center"/>
         <w:tblLook w:firstColumn="1" w:firstRow="1" w:lastColumn="0" w:lastRow="0" w:noHBand="0" w:noVBand="1" w:val="04A0"/>
         <w:tblLayout w:type="fixed"/>
@@ -740,15 +739,16 @@
           <w:insideH w:val="single" w:sz="4" w:space="0" w:color="C9D0E0"/>
           <w:insideV w:val="single" w:sz="4" w:space="0" w:color="C9D0E0"/>
         </w:tblBorders>
+        <w:tblW w:w="10296" w:type="dxa"/>
       </w:tblPr>
       <w:tblGrid>
-        <w:gridCol w:w="5184"/>
-        <w:gridCol w:w="5184"/>
+        <w:gridCol w:w="3312"/>
+        <w:gridCol w:w="6984"/>
       </w:tblGrid>
       <w:tr>
         <w:tc>
           <w:tcPr>
-            <w:tcW w:type="dxa" w:w="3312"/>
+            <w:tcW w:w="3312" w:type="dxa"/>
             <w:shd w:val="clear" w:color="auto" w:fill="E8ECF6"/>
             <w:tcMar>
               <w:top w:w="50" w:type="dxa"/>
@@ -776,7 +776,7 @@
         </w:tc>
         <w:tc>
           <w:tcPr>
-            <w:tcW w:type="dxa" w:w="6984"/>
+            <w:tcW w:w="6984" w:type="dxa"/>
             <w:shd w:val="clear" w:color="auto" w:fill="FFFFFF"/>
             <w:tcMar>
               <w:top w:w="50" w:type="dxa"/>
@@ -805,7 +805,7 @@
       <w:tr>
         <w:tc>
           <w:tcPr>
-            <w:tcW w:type="dxa" w:w="3312"/>
+            <w:tcW w:w="3312" w:type="dxa"/>
             <w:shd w:val="clear" w:color="auto" w:fill="F2F5FB"/>
             <w:tcMar>
               <w:top w:w="50" w:type="dxa"/>
@@ -833,7 +833,7 @@
         </w:tc>
         <w:tc>
           <w:tcPr>
-            <w:tcW w:type="dxa" w:w="6984"/>
+            <w:tcW w:w="6984" w:type="dxa"/>
             <w:shd w:val="clear" w:color="auto" w:fill="FAFBFE"/>
             <w:tcMar>
               <w:top w:w="50" w:type="dxa"/>
@@ -862,7 +862,7 @@
       <w:tr>
         <w:tc>
           <w:tcPr>
-            <w:tcW w:type="dxa" w:w="3312"/>
+            <w:tcW w:w="3312" w:type="dxa"/>
             <w:shd w:val="clear" w:color="auto" w:fill="E8ECF6"/>
             <w:tcMar>
               <w:top w:w="50" w:type="dxa"/>
@@ -890,7 +890,7 @@
         </w:tc>
         <w:tc>
           <w:tcPr>
-            <w:tcW w:type="dxa" w:w="6984"/>
+            <w:tcW w:w="6984" w:type="dxa"/>
             <w:shd w:val="clear" w:color="auto" w:fill="FFFFFF"/>
             <w:tcMar>
               <w:top w:w="50" w:type="dxa"/>
@@ -919,7 +919,7 @@
       <w:tr>
         <w:tc>
           <w:tcPr>
-            <w:tcW w:type="dxa" w:w="3312"/>
+            <w:tcW w:w="3312" w:type="dxa"/>
             <w:shd w:val="clear" w:color="auto" w:fill="F2F5FB"/>
             <w:tcMar>
               <w:top w:w="50" w:type="dxa"/>
@@ -947,7 +947,7 @@
         </w:tc>
         <w:tc>
           <w:tcPr>
-            <w:tcW w:type="dxa" w:w="6984"/>
+            <w:tcW w:w="6984" w:type="dxa"/>
             <w:shd w:val="clear" w:color="auto" w:fill="FAFBFE"/>
             <w:tcMar>
               <w:top w:w="50" w:type="dxa"/>
@@ -975,7 +975,7 @@
       <w:tr>
         <w:tc>
           <w:tcPr>
-            <w:tcW w:type="dxa" w:w="3312"/>
+            <w:tcW w:w="3312" w:type="dxa"/>
             <w:shd w:val="clear" w:color="auto" w:fill="E8ECF6"/>
             <w:tcMar>
               <w:top w:w="50" w:type="dxa"/>
@@ -1003,7 +1003,7 @@
         </w:tc>
         <w:tc>
           <w:tcPr>
-            <w:tcW w:type="dxa" w:w="6984"/>
+            <w:tcW w:w="6984" w:type="dxa"/>
             <w:shd w:val="clear" w:color="auto" w:fill="FFFFFF"/>
             <w:tcMar>
               <w:top w:w="50" w:type="dxa"/>
@@ -1054,7 +1054,6 @@
     </w:p>
     <w:tbl>
       <w:tblPr>
-        <w:tblW w:type="auto" w:w="0"/>
         <w:jc w:val="center"/>
         <w:tblLook w:firstColumn="1" w:firstRow="1" w:lastColumn="0" w:lastRow="0" w:noHBand="0" w:noVBand="1" w:val="04A0"/>
         <w:tblBorders>
@@ -1066,14 +1065,15 @@
           <w:insideV w:val="none" w:sz="0" w:space="0" w:color="auto"/>
         </w:tblBorders>
         <w:tblLayout w:type="fixed"/>
+        <w:tblW w:w="10296" w:type="dxa"/>
       </w:tblPr>
       <w:tblGrid>
-        <w:gridCol w:w="10368"/>
+        <w:gridCol w:w="10296"/>
       </w:tblGrid>
       <w:tr>
         <w:tc>
           <w:tcPr>
-            <w:tcW w:type="dxa" w:w="10296"/>
+            <w:tcW w:w="10296" w:type="dxa"/>
             <w:shd w:val="clear" w:color="auto" w:fill="ECF7EE"/>
             <w:tcBorders>
               <w:left w:val="single" w:sz="24" w:space="0" w:color="2E9E4F"/>
@@ -1232,7 +1232,6 @@
     </w:p>
     <w:tbl>
       <w:tblPr>
-        <w:tblW w:type="auto" w:w="0"/>
         <w:jc w:val="center"/>
         <w:tblLook w:firstColumn="1" w:firstRow="1" w:lastColumn="0" w:lastRow="0" w:noHBand="0" w:noVBand="1" w:val="04A0"/>
         <w:tblLayout w:type="fixed"/>
@@ -1244,15 +1243,16 @@
           <w:insideH w:val="single" w:sz="4" w:space="0" w:color="C9D0E0"/>
           <w:insideV w:val="single" w:sz="4" w:space="0" w:color="C9D0E0"/>
         </w:tblBorders>
+        <w:tblW w:w="10296" w:type="dxa"/>
       </w:tblPr>
       <w:tblGrid>
-        <w:gridCol w:w="5184"/>
-        <w:gridCol w:w="5184"/>
+        <w:gridCol w:w="3312"/>
+        <w:gridCol w:w="6984"/>
       </w:tblGrid>
       <w:tr>
         <w:tc>
           <w:tcPr>
-            <w:tcW w:type="dxa" w:w="3312"/>
+            <w:tcW w:w="3312" w:type="dxa"/>
             <w:shd w:val="clear" w:color="auto" w:fill="E8ECF6"/>
             <w:tcMar>
               <w:top w:w="50" w:type="dxa"/>
@@ -1280,7 +1280,7 @@
         </w:tc>
         <w:tc>
           <w:tcPr>
-            <w:tcW w:type="dxa" w:w="6984"/>
+            <w:tcW w:w="6984" w:type="dxa"/>
             <w:shd w:val="clear" w:color="auto" w:fill="FFFFFF"/>
             <w:tcMar>
               <w:top w:w="50" w:type="dxa"/>
@@ -1309,7 +1309,7 @@
       <w:tr>
         <w:tc>
           <w:tcPr>
-            <w:tcW w:type="dxa" w:w="3312"/>
+            <w:tcW w:w="3312" w:type="dxa"/>
             <w:shd w:val="clear" w:color="auto" w:fill="F2F5FB"/>
             <w:tcMar>
               <w:top w:w="50" w:type="dxa"/>
@@ -1337,7 +1337,7 @@
         </w:tc>
         <w:tc>
           <w:tcPr>
-            <w:tcW w:type="dxa" w:w="6984"/>
+            <w:tcW w:w="6984" w:type="dxa"/>
             <w:shd w:val="clear" w:color="auto" w:fill="FAFBFE"/>
             <w:tcMar>
               <w:top w:w="50" w:type="dxa"/>
@@ -1365,7 +1365,7 @@
       <w:tr>
         <w:tc>
           <w:tcPr>
-            <w:tcW w:type="dxa" w:w="3312"/>
+            <w:tcW w:w="3312" w:type="dxa"/>
             <w:shd w:val="clear" w:color="auto" w:fill="E8ECF6"/>
             <w:tcMar>
               <w:top w:w="50" w:type="dxa"/>
@@ -1393,7 +1393,7 @@
         </w:tc>
         <w:tc>
           <w:tcPr>
-            <w:tcW w:type="dxa" w:w="6984"/>
+            <w:tcW w:w="6984" w:type="dxa"/>
             <w:shd w:val="clear" w:color="auto" w:fill="FFFFFF"/>
             <w:tcMar>
               <w:top w:w="50" w:type="dxa"/>
@@ -1421,7 +1421,7 @@
       <w:tr>
         <w:tc>
           <w:tcPr>
-            <w:tcW w:type="dxa" w:w="3312"/>
+            <w:tcW w:w="3312" w:type="dxa"/>
             <w:shd w:val="clear" w:color="auto" w:fill="F2F5FB"/>
             <w:tcMar>
               <w:top w:w="50" w:type="dxa"/>
@@ -1449,7 +1449,7 @@
         </w:tc>
         <w:tc>
           <w:tcPr>
-            <w:tcW w:type="dxa" w:w="6984"/>
+            <w:tcW w:w="6984" w:type="dxa"/>
             <w:shd w:val="clear" w:color="auto" w:fill="FAFBFE"/>
             <w:tcMar>
               <w:top w:w="50" w:type="dxa"/>
@@ -1477,7 +1477,7 @@
       <w:tr>
         <w:tc>
           <w:tcPr>
-            <w:tcW w:type="dxa" w:w="3312"/>
+            <w:tcW w:w="3312" w:type="dxa"/>
             <w:shd w:val="clear" w:color="auto" w:fill="E8ECF6"/>
             <w:tcMar>
               <w:top w:w="50" w:type="dxa"/>
@@ -1505,7 +1505,7 @@
         </w:tc>
         <w:tc>
           <w:tcPr>
-            <w:tcW w:type="dxa" w:w="6984"/>
+            <w:tcW w:w="6984" w:type="dxa"/>
             <w:shd w:val="clear" w:color="auto" w:fill="FFFFFF"/>
             <w:tcMar>
               <w:top w:w="50" w:type="dxa"/>
@@ -1533,7 +1533,7 @@
       <w:tr>
         <w:tc>
           <w:tcPr>
-            <w:tcW w:type="dxa" w:w="3312"/>
+            <w:tcW w:w="3312" w:type="dxa"/>
             <w:shd w:val="clear" w:color="auto" w:fill="F2F5FB"/>
             <w:tcMar>
               <w:top w:w="50" w:type="dxa"/>
@@ -1561,7 +1561,7 @@
         </w:tc>
         <w:tc>
           <w:tcPr>
-            <w:tcW w:type="dxa" w:w="6984"/>
+            <w:tcW w:w="6984" w:type="dxa"/>
             <w:shd w:val="clear" w:color="auto" w:fill="FAFBFE"/>
             <w:tcMar>
               <w:top w:w="50" w:type="dxa"/>
@@ -1589,7 +1589,7 @@
       <w:tr>
         <w:tc>
           <w:tcPr>
-            <w:tcW w:type="dxa" w:w="3312"/>
+            <w:tcW w:w="3312" w:type="dxa"/>
             <w:shd w:val="clear" w:color="auto" w:fill="E8ECF6"/>
             <w:tcMar>
               <w:top w:w="50" w:type="dxa"/>
@@ -1617,7 +1617,7 @@
         </w:tc>
         <w:tc>
           <w:tcPr>
-            <w:tcW w:type="dxa" w:w="6984"/>
+            <w:tcW w:w="6984" w:type="dxa"/>
             <w:shd w:val="clear" w:color="auto" w:fill="FFFFFF"/>
             <w:tcMar>
               <w:top w:w="50" w:type="dxa"/>
@@ -1667,7 +1667,6 @@
     </w:p>
     <w:tbl>
       <w:tblPr>
-        <w:tblW w:type="auto" w:w="0"/>
         <w:jc w:val="center"/>
         <w:tblLook w:firstColumn="1" w:firstRow="1" w:lastColumn="0" w:lastRow="0" w:noHBand="0" w:noVBand="1" w:val="04A0"/>
         <w:tblBorders>
@@ -1679,14 +1678,15 @@
           <w:insideV w:val="none" w:sz="0" w:space="0" w:color="auto"/>
         </w:tblBorders>
         <w:tblLayout w:type="fixed"/>
+        <w:tblW w:w="10296" w:type="dxa"/>
       </w:tblPr>
       <w:tblGrid>
-        <w:gridCol w:w="10368"/>
+        <w:gridCol w:w="10296"/>
       </w:tblGrid>
       <w:tr>
         <w:tc>
           <w:tcPr>
-            <w:tcW w:type="dxa" w:w="10296"/>
+            <w:tcW w:w="10296" w:type="dxa"/>
             <w:shd w:val="clear" w:color="auto" w:fill="FDF3E7"/>
             <w:tcBorders>
               <w:left w:val="single" w:sz="24" w:space="0" w:color="D9822B"/>
@@ -1868,7 +1868,6 @@
     </w:p>
     <w:tbl>
       <w:tblPr>
-        <w:tblW w:type="auto" w:w="0"/>
         <w:jc w:val="center"/>
         <w:tblLook w:firstColumn="1" w:firstRow="1" w:lastColumn="0" w:lastRow="0" w:noHBand="0" w:noVBand="1" w:val="04A0"/>
         <w:tblBorders>
@@ -1880,14 +1879,15 @@
           <w:insideV w:val="none" w:sz="0" w:space="0" w:color="auto"/>
         </w:tblBorders>
         <w:tblLayout w:type="fixed"/>
+        <w:tblW w:w="10296" w:type="dxa"/>
       </w:tblPr>
       <w:tblGrid>
-        <w:gridCol w:w="10368"/>
+        <w:gridCol w:w="10296"/>
       </w:tblGrid>
       <w:tr>
         <w:tc>
           <w:tcPr>
-            <w:tcW w:type="dxa" w:w="10296"/>
+            <w:tcW w:w="10296" w:type="dxa"/>
             <w:shd w:val="clear" w:color="auto" w:fill="EDF0F7"/>
             <w:tcBorders>
               <w:left w:val="single" w:sz="30" w:space="0" w:color="1F2A56"/>
@@ -1977,7 +1977,6 @@
     </w:tbl>
     <w:tbl>
       <w:tblPr>
-        <w:tblW w:type="auto" w:w="0"/>
         <w:jc w:val="center"/>
         <w:tblLook w:firstColumn="1" w:firstRow="1" w:lastColumn="0" w:lastRow="0" w:noHBand="0" w:noVBand="1" w:val="04A0"/>
         <w:tblLayout w:type="fixed"/>
@@ -1989,12 +1988,13 @@
           <w:insideH w:val="single" w:sz="4" w:space="0" w:color="C9D0E0"/>
           <w:insideV w:val="single" w:sz="4" w:space="0" w:color="C9D0E0"/>
         </w:tblBorders>
+        <w:tblW w:w="10296" w:type="dxa"/>
       </w:tblPr>
       <w:tblGrid>
-        <w:gridCol w:w="2592"/>
-        <w:gridCol w:w="2592"/>
-        <w:gridCol w:w="2592"/>
-        <w:gridCol w:w="2592"/>
+        <w:gridCol w:w="605"/>
+        <w:gridCol w:w="3384"/>
+        <w:gridCol w:w="3096"/>
+        <w:gridCol w:w="3211"/>
       </w:tblGrid>
       <w:tr>
         <w:trPr>
@@ -2002,7 +2002,7 @@
         </w:trPr>
         <w:tc>
           <w:tcPr>
-            <w:tcW w:type="dxa" w:w="605"/>
+            <w:tcW w:w="605" w:type="dxa"/>
             <w:shd w:val="clear" w:color="auto" w:fill="1F2A56"/>
             <w:tcMar>
               <w:top w:w="60" w:type="dxa"/>
@@ -2031,7 +2031,7 @@
         </w:tc>
         <w:tc>
           <w:tcPr>
-            <w:tcW w:type="dxa" w:w="3384"/>
+            <w:tcW w:w="3384" w:type="dxa"/>
             <w:shd w:val="clear" w:color="auto" w:fill="1F2A56"/>
             <w:tcMar>
               <w:top w:w="60" w:type="dxa"/>
@@ -2060,7 +2060,7 @@
         </w:tc>
         <w:tc>
           <w:tcPr>
-            <w:tcW w:type="dxa" w:w="3096"/>
+            <w:tcW w:w="3096" w:type="dxa"/>
             <w:shd w:val="clear" w:color="auto" w:fill="1F2A56"/>
             <w:tcMar>
               <w:top w:w="60" w:type="dxa"/>
@@ -2089,7 +2089,7 @@
         </w:tc>
         <w:tc>
           <w:tcPr>
-            <w:tcW w:type="dxa" w:w="3211"/>
+            <w:tcW w:w="3211" w:type="dxa"/>
             <w:shd w:val="clear" w:color="auto" w:fill="1F2A56"/>
             <w:tcMar>
               <w:top w:w="60" w:type="dxa"/>
@@ -2120,7 +2120,7 @@
       <w:tr>
         <w:tc>
           <w:tcPr>
-            <w:tcW w:type="dxa" w:w="2592"/>
+            <w:tcW w:type="dxa" w:w="605"/>
             <w:shd w:val="clear" w:color="auto" w:fill="EEF1F8"/>
             <w:tcMar>
               <w:top w:w="55" w:type="dxa"/>
@@ -2149,7 +2149,7 @@
         </w:tc>
         <w:tc>
           <w:tcPr>
-            <w:tcW w:type="dxa" w:w="2592"/>
+            <w:tcW w:type="dxa" w:w="3384"/>
             <w:shd w:val="clear" w:color="auto" w:fill="EEF1F8"/>
             <w:tcMar>
               <w:top w:w="55" w:type="dxa"/>
@@ -2175,7 +2175,7 @@
         </w:tc>
         <w:tc>
           <w:tcPr>
-            <w:tcW w:type="dxa" w:w="2592"/>
+            <w:tcW w:type="dxa" w:w="3096"/>
             <w:shd w:val="clear" w:color="auto" w:fill="EEF1F8"/>
             <w:tcMar>
               <w:top w:w="55" w:type="dxa"/>
@@ -2203,7 +2203,7 @@
         </w:tc>
         <w:tc>
           <w:tcPr>
-            <w:tcW w:type="dxa" w:w="2592"/>
+            <w:tcW w:type="dxa" w:w="3211"/>
             <w:shd w:val="clear" w:color="auto" w:fill="EEF1F8"/>
             <w:tcMar>
               <w:top w:w="55" w:type="dxa"/>
@@ -2232,7 +2232,7 @@
       <w:tr>
         <w:tc>
           <w:tcPr>
-            <w:tcW w:type="dxa" w:w="2592"/>
+            <w:tcW w:type="dxa" w:w="605"/>
             <w:shd w:val="clear" w:color="auto" w:fill="FFFFFF"/>
             <w:tcMar>
               <w:top w:w="55" w:type="dxa"/>
@@ -2261,7 +2261,7 @@
         </w:tc>
         <w:tc>
           <w:tcPr>
-            <w:tcW w:type="dxa" w:w="2592"/>
+            <w:tcW w:type="dxa" w:w="3384"/>
             <w:shd w:val="clear" w:color="auto" w:fill="FFFFFF"/>
             <w:tcMar>
               <w:top w:w="55" w:type="dxa"/>
@@ -2287,7 +2287,7 @@
         </w:tc>
         <w:tc>
           <w:tcPr>
-            <w:tcW w:type="dxa" w:w="2592"/>
+            <w:tcW w:type="dxa" w:w="3096"/>
             <w:shd w:val="clear" w:color="auto" w:fill="FFFFFF"/>
             <w:tcMar>
               <w:top w:w="55" w:type="dxa"/>
@@ -2315,7 +2315,7 @@
         </w:tc>
         <w:tc>
           <w:tcPr>
-            <w:tcW w:type="dxa" w:w="2592"/>
+            <w:tcW w:type="dxa" w:w="3211"/>
             <w:shd w:val="clear" w:color="auto" w:fill="FFFFFF"/>
             <w:tcMar>
               <w:top w:w="55" w:type="dxa"/>
@@ -2344,7 +2344,7 @@
       <w:tr>
         <w:tc>
           <w:tcPr>
-            <w:tcW w:type="dxa" w:w="2592"/>
+            <w:tcW w:type="dxa" w:w="605"/>
             <w:shd w:val="clear" w:color="auto" w:fill="EEF1F8"/>
             <w:tcMar>
               <w:top w:w="55" w:type="dxa"/>
@@ -2373,7 +2373,7 @@
         </w:tc>
         <w:tc>
           <w:tcPr>
-            <w:tcW w:type="dxa" w:w="2592"/>
+            <w:tcW w:type="dxa" w:w="3384"/>
             <w:shd w:val="clear" w:color="auto" w:fill="EEF1F8"/>
             <w:tcMar>
               <w:top w:w="55" w:type="dxa"/>
@@ -2399,7 +2399,7 @@
         </w:tc>
         <w:tc>
           <w:tcPr>
-            <w:tcW w:type="dxa" w:w="2592"/>
+            <w:tcW w:type="dxa" w:w="3096"/>
             <w:shd w:val="clear" w:color="auto" w:fill="EEF1F8"/>
             <w:tcMar>
               <w:top w:w="55" w:type="dxa"/>
@@ -2427,7 +2427,7 @@
         </w:tc>
         <w:tc>
           <w:tcPr>
-            <w:tcW w:type="dxa" w:w="2592"/>
+            <w:tcW w:type="dxa" w:w="3211"/>
             <w:shd w:val="clear" w:color="auto" w:fill="EEF1F8"/>
             <w:tcMar>
               <w:top w:w="55" w:type="dxa"/>
@@ -2456,7 +2456,7 @@
       <w:tr>
         <w:tc>
           <w:tcPr>
-            <w:tcW w:type="dxa" w:w="2592"/>
+            <w:tcW w:type="dxa" w:w="605"/>
             <w:shd w:val="clear" w:color="auto" w:fill="FFFFFF"/>
             <w:tcMar>
               <w:top w:w="55" w:type="dxa"/>
@@ -2485,7 +2485,7 @@
         </w:tc>
         <w:tc>
           <w:tcPr>
-            <w:tcW w:type="dxa" w:w="2592"/>
+            <w:tcW w:type="dxa" w:w="3384"/>
             <w:shd w:val="clear" w:color="auto" w:fill="FFFFFF"/>
             <w:tcMar>
               <w:top w:w="55" w:type="dxa"/>
@@ -2511,7 +2511,7 @@
         </w:tc>
         <w:tc>
           <w:tcPr>
-            <w:tcW w:type="dxa" w:w="2592"/>
+            <w:tcW w:type="dxa" w:w="3096"/>
             <w:shd w:val="clear" w:color="auto" w:fill="FFFFFF"/>
             <w:tcMar>
               <w:top w:w="55" w:type="dxa"/>
@@ -2539,7 +2539,7 @@
         </w:tc>
         <w:tc>
           <w:tcPr>
-            <w:tcW w:type="dxa" w:w="2592"/>
+            <w:tcW w:type="dxa" w:w="3211"/>
             <w:shd w:val="clear" w:color="auto" w:fill="FFFFFF"/>
             <w:tcMar>
               <w:top w:w="55" w:type="dxa"/>
@@ -2593,7 +2593,6 @@
     </w:p>
     <w:tbl>
       <w:tblPr>
-        <w:tblW w:type="auto" w:w="0"/>
         <w:jc w:val="center"/>
         <w:tblLook w:firstColumn="1" w:firstRow="1" w:lastColumn="0" w:lastRow="0" w:noHBand="0" w:noVBand="1" w:val="04A0"/>
         <w:tblBorders>
@@ -2605,14 +2604,15 @@
           <w:insideV w:val="none" w:sz="0" w:space="0" w:color="auto"/>
         </w:tblBorders>
         <w:tblLayout w:type="fixed"/>
+        <w:tblW w:w="10296" w:type="dxa"/>
       </w:tblPr>
       <w:tblGrid>
-        <w:gridCol w:w="10368"/>
+        <w:gridCol w:w="10296"/>
       </w:tblGrid>
       <w:tr>
         <w:tc>
           <w:tcPr>
-            <w:tcW w:type="dxa" w:w="10296"/>
+            <w:tcW w:w="10296" w:type="dxa"/>
             <w:shd w:val="clear" w:color="auto" w:fill="EDF0F7"/>
             <w:tcBorders>
               <w:left w:val="single" w:sz="30" w:space="0" w:color="1F2A56"/>
@@ -2702,7 +2702,6 @@
     </w:tbl>
     <w:tbl>
       <w:tblPr>
-        <w:tblW w:type="auto" w:w="0"/>
         <w:jc w:val="center"/>
         <w:tblLook w:firstColumn="1" w:firstRow="1" w:lastColumn="0" w:lastRow="0" w:noHBand="0" w:noVBand="1" w:val="04A0"/>
         <w:tblLayout w:type="fixed"/>
@@ -2714,12 +2713,13 @@
           <w:insideH w:val="single" w:sz="4" w:space="0" w:color="C9D0E0"/>
           <w:insideV w:val="single" w:sz="4" w:space="0" w:color="C9D0E0"/>
         </w:tblBorders>
+        <w:tblW w:w="10296" w:type="dxa"/>
       </w:tblPr>
       <w:tblGrid>
-        <w:gridCol w:w="2592"/>
-        <w:gridCol w:w="2592"/>
-        <w:gridCol w:w="2592"/>
-        <w:gridCol w:w="2592"/>
+        <w:gridCol w:w="605"/>
+        <w:gridCol w:w="3384"/>
+        <w:gridCol w:w="3096"/>
+        <w:gridCol w:w="3211"/>
       </w:tblGrid>
       <w:tr>
         <w:trPr>
@@ -2727,7 +2727,7 @@
         </w:trPr>
         <w:tc>
           <w:tcPr>
-            <w:tcW w:type="dxa" w:w="605"/>
+            <w:tcW w:w="605" w:type="dxa"/>
             <w:shd w:val="clear" w:color="auto" w:fill="1F2A56"/>
             <w:tcMar>
               <w:top w:w="60" w:type="dxa"/>
@@ -2756,7 +2756,7 @@
         </w:tc>
         <w:tc>
           <w:tcPr>
-            <w:tcW w:type="dxa" w:w="3384"/>
+            <w:tcW w:w="3384" w:type="dxa"/>
             <w:shd w:val="clear" w:color="auto" w:fill="1F2A56"/>
             <w:tcMar>
               <w:top w:w="60" w:type="dxa"/>
@@ -2785,7 +2785,7 @@
         </w:tc>
         <w:tc>
           <w:tcPr>
-            <w:tcW w:type="dxa" w:w="3096"/>
+            <w:tcW w:w="3096" w:type="dxa"/>
             <w:shd w:val="clear" w:color="auto" w:fill="1F2A56"/>
             <w:tcMar>
               <w:top w:w="60" w:type="dxa"/>
@@ -2814,7 +2814,7 @@
         </w:tc>
         <w:tc>
           <w:tcPr>
-            <w:tcW w:type="dxa" w:w="3211"/>
+            <w:tcW w:w="3211" w:type="dxa"/>
             <w:shd w:val="clear" w:color="auto" w:fill="1F2A56"/>
             <w:tcMar>
               <w:top w:w="60" w:type="dxa"/>
@@ -2845,7 +2845,7 @@
       <w:tr>
         <w:tc>
           <w:tcPr>
-            <w:tcW w:type="dxa" w:w="2592"/>
+            <w:tcW w:type="dxa" w:w="605"/>
             <w:shd w:val="clear" w:color="auto" w:fill="EEF1F8"/>
             <w:tcMar>
               <w:top w:w="55" w:type="dxa"/>
@@ -2874,7 +2874,7 @@
         </w:tc>
         <w:tc>
           <w:tcPr>
-            <w:tcW w:type="dxa" w:w="2592"/>
+            <w:tcW w:type="dxa" w:w="3384"/>
             <w:shd w:val="clear" w:color="auto" w:fill="EEF1F8"/>
             <w:tcMar>
               <w:top w:w="55" w:type="dxa"/>
@@ -2900,7 +2900,7 @@
         </w:tc>
         <w:tc>
           <w:tcPr>
-            <w:tcW w:type="dxa" w:w="2592"/>
+            <w:tcW w:type="dxa" w:w="3096"/>
             <w:shd w:val="clear" w:color="auto" w:fill="EEF1F8"/>
             <w:tcMar>
               <w:top w:w="55" w:type="dxa"/>
@@ -2928,7 +2928,7 @@
         </w:tc>
         <w:tc>
           <w:tcPr>
-            <w:tcW w:type="dxa" w:w="2592"/>
+            <w:tcW w:type="dxa" w:w="3211"/>
             <w:shd w:val="clear" w:color="auto" w:fill="EEF1F8"/>
             <w:tcMar>
               <w:top w:w="55" w:type="dxa"/>
@@ -2957,7 +2957,7 @@
       <w:tr>
         <w:tc>
           <w:tcPr>
-            <w:tcW w:type="dxa" w:w="2592"/>
+            <w:tcW w:type="dxa" w:w="605"/>
             <w:shd w:val="clear" w:color="auto" w:fill="FFFFFF"/>
             <w:tcMar>
               <w:top w:w="55" w:type="dxa"/>
@@ -2986,7 +2986,7 @@
         </w:tc>
         <w:tc>
           <w:tcPr>
-            <w:tcW w:type="dxa" w:w="2592"/>
+            <w:tcW w:type="dxa" w:w="3384"/>
             <w:shd w:val="clear" w:color="auto" w:fill="FFFFFF"/>
             <w:tcMar>
               <w:top w:w="55" w:type="dxa"/>
@@ -3012,7 +3012,7 @@
         </w:tc>
         <w:tc>
           <w:tcPr>
-            <w:tcW w:type="dxa" w:w="2592"/>
+            <w:tcW w:type="dxa" w:w="3096"/>
             <w:shd w:val="clear" w:color="auto" w:fill="FFFFFF"/>
             <w:tcMar>
               <w:top w:w="55" w:type="dxa"/>
@@ -3040,7 +3040,7 @@
         </w:tc>
         <w:tc>
           <w:tcPr>
-            <w:tcW w:type="dxa" w:w="2592"/>
+            <w:tcW w:type="dxa" w:w="3211"/>
             <w:shd w:val="clear" w:color="auto" w:fill="FFFFFF"/>
             <w:tcMar>
               <w:top w:w="55" w:type="dxa"/>
@@ -3069,7 +3069,7 @@
       <w:tr>
         <w:tc>
           <w:tcPr>
-            <w:tcW w:type="dxa" w:w="2592"/>
+            <w:tcW w:type="dxa" w:w="605"/>
             <w:shd w:val="clear" w:color="auto" w:fill="EEF1F8"/>
             <w:tcMar>
               <w:top w:w="55" w:type="dxa"/>
@@ -3098,7 +3098,7 @@
         </w:tc>
         <w:tc>
           <w:tcPr>
-            <w:tcW w:type="dxa" w:w="2592"/>
+            <w:tcW w:type="dxa" w:w="3384"/>
             <w:shd w:val="clear" w:color="auto" w:fill="EEF1F8"/>
             <w:tcMar>
               <w:top w:w="55" w:type="dxa"/>
@@ -3124,7 +3124,7 @@
         </w:tc>
         <w:tc>
           <w:tcPr>
-            <w:tcW w:type="dxa" w:w="2592"/>
+            <w:tcW w:type="dxa" w:w="3096"/>
             <w:shd w:val="clear" w:color="auto" w:fill="EEF1F8"/>
             <w:tcMar>
               <w:top w:w="55" w:type="dxa"/>
@@ -3152,7 +3152,7 @@
         </w:tc>
         <w:tc>
           <w:tcPr>
-            <w:tcW w:type="dxa" w:w="2592"/>
+            <w:tcW w:type="dxa" w:w="3211"/>
             <w:shd w:val="clear" w:color="auto" w:fill="EEF1F8"/>
             <w:tcMar>
               <w:top w:w="55" w:type="dxa"/>
@@ -3186,7 +3186,6 @@
     </w:p>
     <w:tbl>
       <w:tblPr>
-        <w:tblW w:type="auto" w:w="0"/>
         <w:jc w:val="center"/>
         <w:tblLook w:firstColumn="1" w:firstRow="1" w:lastColumn="0" w:lastRow="0" w:noHBand="0" w:noVBand="1" w:val="04A0"/>
         <w:tblBorders>
@@ -3198,14 +3197,15 @@
           <w:insideV w:val="none" w:sz="0" w:space="0" w:color="auto"/>
         </w:tblBorders>
         <w:tblLayout w:type="fixed"/>
+        <w:tblW w:w="10296" w:type="dxa"/>
       </w:tblPr>
       <w:tblGrid>
-        <w:gridCol w:w="10368"/>
+        <w:gridCol w:w="10296"/>
       </w:tblGrid>
       <w:tr>
         <w:tc>
           <w:tcPr>
-            <w:tcW w:type="dxa" w:w="10296"/>
+            <w:tcW w:w="10296" w:type="dxa"/>
             <w:shd w:val="clear" w:color="auto" w:fill="EDF0F7"/>
             <w:tcBorders>
               <w:left w:val="single" w:sz="30" w:space="0" w:color="1F2A56"/>
@@ -3295,7 +3295,6 @@
     </w:tbl>
     <w:tbl>
       <w:tblPr>
-        <w:tblW w:type="auto" w:w="0"/>
         <w:jc w:val="center"/>
         <w:tblLook w:firstColumn="1" w:firstRow="1" w:lastColumn="0" w:lastRow="0" w:noHBand="0" w:noVBand="1" w:val="04A0"/>
         <w:tblLayout w:type="fixed"/>
@@ -3307,12 +3306,13 @@
           <w:insideH w:val="single" w:sz="4" w:space="0" w:color="C9D0E0"/>
           <w:insideV w:val="single" w:sz="4" w:space="0" w:color="C9D0E0"/>
         </w:tblBorders>
+        <w:tblW w:w="10296" w:type="dxa"/>
       </w:tblPr>
       <w:tblGrid>
-        <w:gridCol w:w="2592"/>
-        <w:gridCol w:w="2592"/>
-        <w:gridCol w:w="2592"/>
-        <w:gridCol w:w="2592"/>
+        <w:gridCol w:w="605"/>
+        <w:gridCol w:w="3384"/>
+        <w:gridCol w:w="3096"/>
+        <w:gridCol w:w="3211"/>
       </w:tblGrid>
       <w:tr>
         <w:trPr>
@@ -3320,7 +3320,7 @@
         </w:trPr>
         <w:tc>
           <w:tcPr>
-            <w:tcW w:type="dxa" w:w="605"/>
+            <w:tcW w:w="605" w:type="dxa"/>
             <w:shd w:val="clear" w:color="auto" w:fill="1F2A56"/>
             <w:tcMar>
               <w:top w:w="60" w:type="dxa"/>
@@ -3349,7 +3349,7 @@
         </w:tc>
         <w:tc>
           <w:tcPr>
-            <w:tcW w:type="dxa" w:w="3384"/>
+            <w:tcW w:w="3384" w:type="dxa"/>
             <w:shd w:val="clear" w:color="auto" w:fill="1F2A56"/>
             <w:tcMar>
               <w:top w:w="60" w:type="dxa"/>
@@ -3378,7 +3378,7 @@
         </w:tc>
         <w:tc>
           <w:tcPr>
-            <w:tcW w:type="dxa" w:w="3096"/>
+            <w:tcW w:w="3096" w:type="dxa"/>
             <w:shd w:val="clear" w:color="auto" w:fill="1F2A56"/>
             <w:tcMar>
               <w:top w:w="60" w:type="dxa"/>
@@ -3407,7 +3407,7 @@
         </w:tc>
         <w:tc>
           <w:tcPr>
-            <w:tcW w:type="dxa" w:w="3211"/>
+            <w:tcW w:w="3211" w:type="dxa"/>
             <w:shd w:val="clear" w:color="auto" w:fill="1F2A56"/>
             <w:tcMar>
               <w:top w:w="60" w:type="dxa"/>
@@ -3438,7 +3438,7 @@
       <w:tr>
         <w:tc>
           <w:tcPr>
-            <w:tcW w:type="dxa" w:w="2592"/>
+            <w:tcW w:type="dxa" w:w="605"/>
             <w:shd w:val="clear" w:color="auto" w:fill="EEF1F8"/>
             <w:tcMar>
               <w:top w:w="55" w:type="dxa"/>
@@ -3467,7 +3467,7 @@
         </w:tc>
         <w:tc>
           <w:tcPr>
-            <w:tcW w:type="dxa" w:w="2592"/>
+            <w:tcW w:type="dxa" w:w="3384"/>
             <w:shd w:val="clear" w:color="auto" w:fill="EEF1F8"/>
             <w:tcMar>
               <w:top w:w="55" w:type="dxa"/>
@@ -3493,7 +3493,7 @@
         </w:tc>
         <w:tc>
           <w:tcPr>
-            <w:tcW w:type="dxa" w:w="2592"/>
+            <w:tcW w:type="dxa" w:w="3096"/>
             <w:shd w:val="clear" w:color="auto" w:fill="EEF1F8"/>
             <w:tcMar>
               <w:top w:w="55" w:type="dxa"/>
@@ -3521,7 +3521,7 @@
         </w:tc>
         <w:tc>
           <w:tcPr>
-            <w:tcW w:type="dxa" w:w="2592"/>
+            <w:tcW w:type="dxa" w:w="3211"/>
             <w:shd w:val="clear" w:color="auto" w:fill="EEF1F8"/>
             <w:tcMar>
               <w:top w:w="55" w:type="dxa"/>
@@ -3550,7 +3550,7 @@
       <w:tr>
         <w:tc>
           <w:tcPr>
-            <w:tcW w:type="dxa" w:w="2592"/>
+            <w:tcW w:type="dxa" w:w="605"/>
             <w:shd w:val="clear" w:color="auto" w:fill="FFFFFF"/>
             <w:tcMar>
               <w:top w:w="55" w:type="dxa"/>
@@ -3579,7 +3579,7 @@
         </w:tc>
         <w:tc>
           <w:tcPr>
-            <w:tcW w:type="dxa" w:w="2592"/>
+            <w:tcW w:type="dxa" w:w="3384"/>
             <w:shd w:val="clear" w:color="auto" w:fill="FFFFFF"/>
             <w:tcMar>
               <w:top w:w="55" w:type="dxa"/>
@@ -3605,7 +3605,7 @@
         </w:tc>
         <w:tc>
           <w:tcPr>
-            <w:tcW w:type="dxa" w:w="2592"/>
+            <w:tcW w:type="dxa" w:w="3096"/>
             <w:shd w:val="clear" w:color="auto" w:fill="FFFFFF"/>
             <w:tcMar>
               <w:top w:w="55" w:type="dxa"/>
@@ -3633,7 +3633,7 @@
         </w:tc>
         <w:tc>
           <w:tcPr>
-            <w:tcW w:type="dxa" w:w="2592"/>
+            <w:tcW w:type="dxa" w:w="3211"/>
             <w:shd w:val="clear" w:color="auto" w:fill="FFFFFF"/>
             <w:tcMar>
               <w:top w:w="55" w:type="dxa"/>
@@ -3662,7 +3662,7 @@
       <w:tr>
         <w:tc>
           <w:tcPr>
-            <w:tcW w:type="dxa" w:w="2592"/>
+            <w:tcW w:type="dxa" w:w="605"/>
             <w:shd w:val="clear" w:color="auto" w:fill="EEF1F8"/>
             <w:tcMar>
               <w:top w:w="55" w:type="dxa"/>
@@ -3691,7 +3691,7 @@
         </w:tc>
         <w:tc>
           <w:tcPr>
-            <w:tcW w:type="dxa" w:w="2592"/>
+            <w:tcW w:type="dxa" w:w="3384"/>
             <w:shd w:val="clear" w:color="auto" w:fill="EEF1F8"/>
             <w:tcMar>
               <w:top w:w="55" w:type="dxa"/>
@@ -3717,7 +3717,7 @@
         </w:tc>
         <w:tc>
           <w:tcPr>
-            <w:tcW w:type="dxa" w:w="2592"/>
+            <w:tcW w:type="dxa" w:w="3096"/>
             <w:shd w:val="clear" w:color="auto" w:fill="EEF1F8"/>
             <w:tcMar>
               <w:top w:w="55" w:type="dxa"/>
@@ -3745,7 +3745,7 @@
         </w:tc>
         <w:tc>
           <w:tcPr>
-            <w:tcW w:type="dxa" w:w="2592"/>
+            <w:tcW w:type="dxa" w:w="3211"/>
             <w:shd w:val="clear" w:color="auto" w:fill="EEF1F8"/>
             <w:tcMar>
               <w:top w:w="55" w:type="dxa"/>
@@ -3779,7 +3779,6 @@
     </w:p>
     <w:tbl>
       <w:tblPr>
-        <w:tblW w:type="auto" w:w="0"/>
         <w:jc w:val="center"/>
         <w:tblLook w:firstColumn="1" w:firstRow="1" w:lastColumn="0" w:lastRow="0" w:noHBand="0" w:noVBand="1" w:val="04A0"/>
         <w:tblBorders>
@@ -3791,14 +3790,15 @@
           <w:insideV w:val="none" w:sz="0" w:space="0" w:color="auto"/>
         </w:tblBorders>
         <w:tblLayout w:type="fixed"/>
+        <w:tblW w:w="10296" w:type="dxa"/>
       </w:tblPr>
       <w:tblGrid>
-        <w:gridCol w:w="10368"/>
+        <w:gridCol w:w="10296"/>
       </w:tblGrid>
       <w:tr>
         <w:tc>
           <w:tcPr>
-            <w:tcW w:type="dxa" w:w="10296"/>
+            <w:tcW w:w="10296" w:type="dxa"/>
             <w:shd w:val="clear" w:color="auto" w:fill="EDF0F7"/>
             <w:tcBorders>
               <w:left w:val="single" w:sz="30" w:space="0" w:color="1F2A56"/>
@@ -3888,7 +3888,6 @@
     </w:tbl>
     <w:tbl>
       <w:tblPr>
-        <w:tblW w:type="auto" w:w="0"/>
         <w:jc w:val="center"/>
         <w:tblLook w:firstColumn="1" w:firstRow="1" w:lastColumn="0" w:lastRow="0" w:noHBand="0" w:noVBand="1" w:val="04A0"/>
         <w:tblLayout w:type="fixed"/>
@@ -3900,12 +3899,13 @@
           <w:insideH w:val="single" w:sz="4" w:space="0" w:color="C9D0E0"/>
           <w:insideV w:val="single" w:sz="4" w:space="0" w:color="C9D0E0"/>
         </w:tblBorders>
+        <w:tblW w:w="10296" w:type="dxa"/>
       </w:tblPr>
       <w:tblGrid>
-        <w:gridCol w:w="2592"/>
-        <w:gridCol w:w="2592"/>
-        <w:gridCol w:w="2592"/>
-        <w:gridCol w:w="2592"/>
+        <w:gridCol w:w="605"/>
+        <w:gridCol w:w="3384"/>
+        <w:gridCol w:w="3096"/>
+        <w:gridCol w:w="3211"/>
       </w:tblGrid>
       <w:tr>
         <w:trPr>
@@ -3913,7 +3913,7 @@
         </w:trPr>
         <w:tc>
           <w:tcPr>
-            <w:tcW w:type="dxa" w:w="605"/>
+            <w:tcW w:w="605" w:type="dxa"/>
             <w:shd w:val="clear" w:color="auto" w:fill="1F2A56"/>
             <w:tcMar>
               <w:top w:w="60" w:type="dxa"/>
@@ -3942,7 +3942,7 @@
         </w:tc>
         <w:tc>
           <w:tcPr>
-            <w:tcW w:type="dxa" w:w="3384"/>
+            <w:tcW w:w="3384" w:type="dxa"/>
             <w:shd w:val="clear" w:color="auto" w:fill="1F2A56"/>
             <w:tcMar>
               <w:top w:w="60" w:type="dxa"/>
@@ -3971,7 +3971,7 @@
         </w:tc>
         <w:tc>
           <w:tcPr>
-            <w:tcW w:type="dxa" w:w="3096"/>
+            <w:tcW w:w="3096" w:type="dxa"/>
             <w:shd w:val="clear" w:color="auto" w:fill="1F2A56"/>
             <w:tcMar>
               <w:top w:w="60" w:type="dxa"/>
@@ -4000,7 +4000,7 @@
         </w:tc>
         <w:tc>
           <w:tcPr>
-            <w:tcW w:type="dxa" w:w="3211"/>
+            <w:tcW w:w="3211" w:type="dxa"/>
             <w:shd w:val="clear" w:color="auto" w:fill="1F2A56"/>
             <w:tcMar>
               <w:top w:w="60" w:type="dxa"/>
@@ -4031,7 +4031,7 @@
       <w:tr>
         <w:tc>
           <w:tcPr>
-            <w:tcW w:type="dxa" w:w="2592"/>
+            <w:tcW w:type="dxa" w:w="605"/>
             <w:shd w:val="clear" w:color="auto" w:fill="EEF1F8"/>
             <w:tcMar>
               <w:top w:w="55" w:type="dxa"/>
@@ -4060,7 +4060,7 @@
         </w:tc>
         <w:tc>
           <w:tcPr>
-            <w:tcW w:type="dxa" w:w="2592"/>
+            <w:tcW w:type="dxa" w:w="3384"/>
             <w:shd w:val="clear" w:color="auto" w:fill="EEF1F8"/>
             <w:tcMar>
               <w:top w:w="55" w:type="dxa"/>
@@ -4086,7 +4086,7 @@
         </w:tc>
         <w:tc>
           <w:tcPr>
-            <w:tcW w:type="dxa" w:w="2592"/>
+            <w:tcW w:type="dxa" w:w="3096"/>
             <w:shd w:val="clear" w:color="auto" w:fill="EEF1F8"/>
             <w:tcMar>
               <w:top w:w="55" w:type="dxa"/>
@@ -4114,7 +4114,7 @@
         </w:tc>
         <w:tc>
           <w:tcPr>
-            <w:tcW w:type="dxa" w:w="2592"/>
+            <w:tcW w:type="dxa" w:w="3211"/>
             <w:shd w:val="clear" w:color="auto" w:fill="EEF1F8"/>
             <w:tcMar>
               <w:top w:w="55" w:type="dxa"/>
@@ -4143,7 +4143,7 @@
       <w:tr>
         <w:tc>
           <w:tcPr>
-            <w:tcW w:type="dxa" w:w="2592"/>
+            <w:tcW w:type="dxa" w:w="605"/>
             <w:shd w:val="clear" w:color="auto" w:fill="FFFFFF"/>
             <w:tcMar>
               <w:top w:w="55" w:type="dxa"/>
@@ -4172,7 +4172,7 @@
         </w:tc>
         <w:tc>
           <w:tcPr>
-            <w:tcW w:type="dxa" w:w="2592"/>
+            <w:tcW w:type="dxa" w:w="3384"/>
             <w:shd w:val="clear" w:color="auto" w:fill="FFFFFF"/>
             <w:tcMar>
               <w:top w:w="55" w:type="dxa"/>
@@ -4198,7 +4198,7 @@
         </w:tc>
         <w:tc>
           <w:tcPr>
-            <w:tcW w:type="dxa" w:w="2592"/>
+            <w:tcW w:type="dxa" w:w="3096"/>
             <w:shd w:val="clear" w:color="auto" w:fill="FFFFFF"/>
             <w:tcMar>
               <w:top w:w="55" w:type="dxa"/>
@@ -4226,7 +4226,7 @@
         </w:tc>
         <w:tc>
           <w:tcPr>
-            <w:tcW w:type="dxa" w:w="2592"/>
+            <w:tcW w:type="dxa" w:w="3211"/>
             <w:shd w:val="clear" w:color="auto" w:fill="FFFFFF"/>
             <w:tcMar>
               <w:top w:w="55" w:type="dxa"/>
@@ -4260,7 +4260,6 @@
     </w:p>
     <w:tbl>
       <w:tblPr>
-        <w:tblW w:type="auto" w:w="0"/>
         <w:jc w:val="center"/>
         <w:tblLook w:firstColumn="1" w:firstRow="1" w:lastColumn="0" w:lastRow="0" w:noHBand="0" w:noVBand="1" w:val="04A0"/>
         <w:tblBorders>
@@ -4272,14 +4271,15 @@
           <w:insideV w:val="none" w:sz="0" w:space="0" w:color="auto"/>
         </w:tblBorders>
         <w:tblLayout w:type="fixed"/>
+        <w:tblW w:w="10296" w:type="dxa"/>
       </w:tblPr>
       <w:tblGrid>
-        <w:gridCol w:w="10368"/>
+        <w:gridCol w:w="10296"/>
       </w:tblGrid>
       <w:tr>
         <w:tc>
           <w:tcPr>
-            <w:tcW w:type="dxa" w:w="10296"/>
+            <w:tcW w:w="10296" w:type="dxa"/>
             <w:shd w:val="clear" w:color="auto" w:fill="EDF0F7"/>
             <w:tcBorders>
               <w:left w:val="single" w:sz="30" w:space="0" w:color="1F2A56"/>
@@ -4369,7 +4369,6 @@
     </w:tbl>
     <w:tbl>
       <w:tblPr>
-        <w:tblW w:type="auto" w:w="0"/>
         <w:jc w:val="center"/>
         <w:tblLook w:firstColumn="1" w:firstRow="1" w:lastColumn="0" w:lastRow="0" w:noHBand="0" w:noVBand="1" w:val="04A0"/>
         <w:tblLayout w:type="fixed"/>
@@ -4381,12 +4380,13 @@
           <w:insideH w:val="single" w:sz="4" w:space="0" w:color="C9D0E0"/>
           <w:insideV w:val="single" w:sz="4" w:space="0" w:color="C9D0E0"/>
         </w:tblBorders>
+        <w:tblW w:w="10296" w:type="dxa"/>
       </w:tblPr>
       <w:tblGrid>
-        <w:gridCol w:w="2592"/>
-        <w:gridCol w:w="2592"/>
-        <w:gridCol w:w="2592"/>
-        <w:gridCol w:w="2592"/>
+        <w:gridCol w:w="605"/>
+        <w:gridCol w:w="3384"/>
+        <w:gridCol w:w="3096"/>
+        <w:gridCol w:w="3211"/>
       </w:tblGrid>
       <w:tr>
         <w:trPr>
@@ -4394,7 +4394,7 @@
         </w:trPr>
         <w:tc>
           <w:tcPr>
-            <w:tcW w:type="dxa" w:w="605"/>
+            <w:tcW w:w="605" w:type="dxa"/>
             <w:shd w:val="clear" w:color="auto" w:fill="1F2A56"/>
             <w:tcMar>
               <w:top w:w="60" w:type="dxa"/>
@@ -4423,7 +4423,7 @@
         </w:tc>
         <w:tc>
           <w:tcPr>
-            <w:tcW w:type="dxa" w:w="3384"/>
+            <w:tcW w:w="3384" w:type="dxa"/>
             <w:shd w:val="clear" w:color="auto" w:fill="1F2A56"/>
             <w:tcMar>
               <w:top w:w="60" w:type="dxa"/>
@@ -4452,7 +4452,7 @@
         </w:tc>
         <w:tc>
           <w:tcPr>
-            <w:tcW w:type="dxa" w:w="3096"/>
+            <w:tcW w:w="3096" w:type="dxa"/>
             <w:shd w:val="clear" w:color="auto" w:fill="1F2A56"/>
             <w:tcMar>
               <w:top w:w="60" w:type="dxa"/>
@@ -4481,7 +4481,7 @@
         </w:tc>
         <w:tc>
           <w:tcPr>
-            <w:tcW w:type="dxa" w:w="3211"/>
+            <w:tcW w:w="3211" w:type="dxa"/>
             <w:shd w:val="clear" w:color="auto" w:fill="1F2A56"/>
             <w:tcMar>
               <w:top w:w="60" w:type="dxa"/>
@@ -4512,7 +4512,7 @@
       <w:tr>
         <w:tc>
           <w:tcPr>
-            <w:tcW w:type="dxa" w:w="2592"/>
+            <w:tcW w:type="dxa" w:w="605"/>
             <w:shd w:val="clear" w:color="auto" w:fill="EEF1F8"/>
             <w:tcMar>
               <w:top w:w="55" w:type="dxa"/>
@@ -4541,7 +4541,7 @@
         </w:tc>
         <w:tc>
           <w:tcPr>
-            <w:tcW w:type="dxa" w:w="2592"/>
+            <w:tcW w:type="dxa" w:w="3384"/>
             <w:shd w:val="clear" w:color="auto" w:fill="EEF1F8"/>
             <w:tcMar>
               <w:top w:w="55" w:type="dxa"/>
@@ -4567,7 +4567,7 @@
         </w:tc>
         <w:tc>
           <w:tcPr>
-            <w:tcW w:type="dxa" w:w="2592"/>
+            <w:tcW w:type="dxa" w:w="3096"/>
             <w:shd w:val="clear" w:color="auto" w:fill="EEF1F8"/>
             <w:tcMar>
               <w:top w:w="55" w:type="dxa"/>
@@ -4595,7 +4595,7 @@
         </w:tc>
         <w:tc>
           <w:tcPr>
-            <w:tcW w:type="dxa" w:w="2592"/>
+            <w:tcW w:type="dxa" w:w="3211"/>
             <w:shd w:val="clear" w:color="auto" w:fill="EEF1F8"/>
             <w:tcMar>
               <w:top w:w="55" w:type="dxa"/>
@@ -4624,7 +4624,7 @@
       <w:tr>
         <w:tc>
           <w:tcPr>
-            <w:tcW w:type="dxa" w:w="2592"/>
+            <w:tcW w:type="dxa" w:w="605"/>
             <w:shd w:val="clear" w:color="auto" w:fill="FFFFFF"/>
             <w:tcMar>
               <w:top w:w="55" w:type="dxa"/>
@@ -4653,7 +4653,7 @@
         </w:tc>
         <w:tc>
           <w:tcPr>
-            <w:tcW w:type="dxa" w:w="2592"/>
+            <w:tcW w:type="dxa" w:w="3384"/>
             <w:shd w:val="clear" w:color="auto" w:fill="FFFFFF"/>
             <w:tcMar>
               <w:top w:w="55" w:type="dxa"/>
@@ -4679,7 +4679,7 @@
         </w:tc>
         <w:tc>
           <w:tcPr>
-            <w:tcW w:type="dxa" w:w="2592"/>
+            <w:tcW w:type="dxa" w:w="3096"/>
             <w:shd w:val="clear" w:color="auto" w:fill="FFFFFF"/>
             <w:tcMar>
               <w:top w:w="55" w:type="dxa"/>
@@ -4707,7 +4707,7 @@
         </w:tc>
         <w:tc>
           <w:tcPr>
-            <w:tcW w:type="dxa" w:w="2592"/>
+            <w:tcW w:type="dxa" w:w="3211"/>
             <w:shd w:val="clear" w:color="auto" w:fill="FFFFFF"/>
             <w:tcMar>
               <w:top w:w="55" w:type="dxa"/>
@@ -4741,7 +4741,6 @@
     </w:p>
     <w:tbl>
       <w:tblPr>
-        <w:tblW w:type="auto" w:w="0"/>
         <w:jc w:val="center"/>
         <w:tblLook w:firstColumn="1" w:firstRow="1" w:lastColumn="0" w:lastRow="0" w:noHBand="0" w:noVBand="1" w:val="04A0"/>
         <w:tblBorders>
@@ -4753,14 +4752,15 @@
           <w:insideV w:val="none" w:sz="0" w:space="0" w:color="auto"/>
         </w:tblBorders>
         <w:tblLayout w:type="fixed"/>
+        <w:tblW w:w="10296" w:type="dxa"/>
       </w:tblPr>
       <w:tblGrid>
-        <w:gridCol w:w="10368"/>
+        <w:gridCol w:w="10296"/>
       </w:tblGrid>
       <w:tr>
         <w:tc>
           <w:tcPr>
-            <w:tcW w:type="dxa" w:w="10296"/>
+            <w:tcW w:w="10296" w:type="dxa"/>
             <w:shd w:val="clear" w:color="auto" w:fill="EDF0F7"/>
             <w:tcBorders>
               <w:left w:val="single" w:sz="30" w:space="0" w:color="1F2A56"/>
@@ -4850,7 +4850,6 @@
     </w:tbl>
     <w:tbl>
       <w:tblPr>
-        <w:tblW w:type="auto" w:w="0"/>
         <w:jc w:val="center"/>
         <w:tblLook w:firstColumn="1" w:firstRow="1" w:lastColumn="0" w:lastRow="0" w:noHBand="0" w:noVBand="1" w:val="04A0"/>
         <w:tblLayout w:type="fixed"/>
@@ -4862,12 +4861,13 @@
           <w:insideH w:val="single" w:sz="4" w:space="0" w:color="C9D0E0"/>
           <w:insideV w:val="single" w:sz="4" w:space="0" w:color="C9D0E0"/>
         </w:tblBorders>
+        <w:tblW w:w="10296" w:type="dxa"/>
       </w:tblPr>
       <w:tblGrid>
-        <w:gridCol w:w="2592"/>
-        <w:gridCol w:w="2592"/>
-        <w:gridCol w:w="2592"/>
-        <w:gridCol w:w="2592"/>
+        <w:gridCol w:w="605"/>
+        <w:gridCol w:w="3384"/>
+        <w:gridCol w:w="3096"/>
+        <w:gridCol w:w="3211"/>
       </w:tblGrid>
       <w:tr>
         <w:trPr>
@@ -4875,7 +4875,7 @@
         </w:trPr>
         <w:tc>
           <w:tcPr>
-            <w:tcW w:type="dxa" w:w="605"/>
+            <w:tcW w:w="605" w:type="dxa"/>
             <w:shd w:val="clear" w:color="auto" w:fill="1F2A56"/>
             <w:tcMar>
               <w:top w:w="60" w:type="dxa"/>
@@ -4904,7 +4904,7 @@
         </w:tc>
         <w:tc>
           <w:tcPr>
-            <w:tcW w:type="dxa" w:w="3384"/>
+            <w:tcW w:w="3384" w:type="dxa"/>
             <w:shd w:val="clear" w:color="auto" w:fill="1F2A56"/>
             <w:tcMar>
               <w:top w:w="60" w:type="dxa"/>
@@ -4933,7 +4933,7 @@
         </w:tc>
         <w:tc>
           <w:tcPr>
-            <w:tcW w:type="dxa" w:w="3096"/>
+            <w:tcW w:w="3096" w:type="dxa"/>
             <w:shd w:val="clear" w:color="auto" w:fill="1F2A56"/>
             <w:tcMar>
               <w:top w:w="60" w:type="dxa"/>
@@ -4962,7 +4962,7 @@
         </w:tc>
         <w:tc>
           <w:tcPr>
-            <w:tcW w:type="dxa" w:w="3211"/>
+            <w:tcW w:w="3211" w:type="dxa"/>
             <w:shd w:val="clear" w:color="auto" w:fill="1F2A56"/>
             <w:tcMar>
               <w:top w:w="60" w:type="dxa"/>
@@ -4993,7 +4993,7 @@
       <w:tr>
         <w:tc>
           <w:tcPr>
-            <w:tcW w:type="dxa" w:w="2592"/>
+            <w:tcW w:type="dxa" w:w="605"/>
             <w:shd w:val="clear" w:color="auto" w:fill="EEF1F8"/>
             <w:tcMar>
               <w:top w:w="55" w:type="dxa"/>
@@ -5022,7 +5022,7 @@
         </w:tc>
         <w:tc>
           <w:tcPr>
-            <w:tcW w:type="dxa" w:w="2592"/>
+            <w:tcW w:type="dxa" w:w="3384"/>
             <w:shd w:val="clear" w:color="auto" w:fill="EEF1F8"/>
             <w:tcMar>
               <w:top w:w="55" w:type="dxa"/>
@@ -5048,7 +5048,7 @@
         </w:tc>
         <w:tc>
           <w:tcPr>
-            <w:tcW w:type="dxa" w:w="2592"/>
+            <w:tcW w:type="dxa" w:w="3096"/>
             <w:shd w:val="clear" w:color="auto" w:fill="EEF1F8"/>
             <w:tcMar>
               <w:top w:w="55" w:type="dxa"/>
@@ -5076,7 +5076,7 @@
         </w:tc>
         <w:tc>
           <w:tcPr>
-            <w:tcW w:type="dxa" w:w="2592"/>
+            <w:tcW w:type="dxa" w:w="3211"/>
             <w:shd w:val="clear" w:color="auto" w:fill="EEF1F8"/>
             <w:tcMar>
               <w:top w:w="55" w:type="dxa"/>
@@ -5110,7 +5110,6 @@
     </w:p>
     <w:tbl>
       <w:tblPr>
-        <w:tblW w:type="auto" w:w="0"/>
         <w:jc w:val="center"/>
         <w:tblLook w:firstColumn="1" w:firstRow="1" w:lastColumn="0" w:lastRow="0" w:noHBand="0" w:noVBand="1" w:val="04A0"/>
         <w:tblBorders>
@@ -5122,14 +5121,15 @@
           <w:insideV w:val="none" w:sz="0" w:space="0" w:color="auto"/>
         </w:tblBorders>
         <w:tblLayout w:type="fixed"/>
+        <w:tblW w:w="10296" w:type="dxa"/>
       </w:tblPr>
       <w:tblGrid>
-        <w:gridCol w:w="10368"/>
+        <w:gridCol w:w="10296"/>
       </w:tblGrid>
       <w:tr>
         <w:tc>
           <w:tcPr>
-            <w:tcW w:type="dxa" w:w="10296"/>
+            <w:tcW w:w="10296" w:type="dxa"/>
             <w:shd w:val="clear" w:color="auto" w:fill="EDF0F7"/>
             <w:tcBorders>
               <w:left w:val="single" w:sz="30" w:space="0" w:color="1F2A56"/>
@@ -5219,7 +5219,6 @@
     </w:tbl>
     <w:tbl>
       <w:tblPr>
-        <w:tblW w:type="auto" w:w="0"/>
         <w:jc w:val="center"/>
         <w:tblLook w:firstColumn="1" w:firstRow="1" w:lastColumn="0" w:lastRow="0" w:noHBand="0" w:noVBand="1" w:val="04A0"/>
         <w:tblLayout w:type="fixed"/>
@@ -5231,12 +5230,13 @@
           <w:insideH w:val="single" w:sz="4" w:space="0" w:color="C9D0E0"/>
           <w:insideV w:val="single" w:sz="4" w:space="0" w:color="C9D0E0"/>
         </w:tblBorders>
+        <w:tblW w:w="10296" w:type="dxa"/>
       </w:tblPr>
       <w:tblGrid>
-        <w:gridCol w:w="2592"/>
-        <w:gridCol w:w="2592"/>
-        <w:gridCol w:w="2592"/>
-        <w:gridCol w:w="2592"/>
+        <w:gridCol w:w="605"/>
+        <w:gridCol w:w="3384"/>
+        <w:gridCol w:w="3096"/>
+        <w:gridCol w:w="3211"/>
       </w:tblGrid>
       <w:tr>
         <w:trPr>
@@ -5244,7 +5244,7 @@
         </w:trPr>
         <w:tc>
           <w:tcPr>
-            <w:tcW w:type="dxa" w:w="605"/>
+            <w:tcW w:w="605" w:type="dxa"/>
             <w:shd w:val="clear" w:color="auto" w:fill="1F2A56"/>
             <w:tcMar>
               <w:top w:w="60" w:type="dxa"/>
@@ -5273,7 +5273,7 @@
         </w:tc>
         <w:tc>
           <w:tcPr>
-            <w:tcW w:type="dxa" w:w="3384"/>
+            <w:tcW w:w="3384" w:type="dxa"/>
             <w:shd w:val="clear" w:color="auto" w:fill="1F2A56"/>
             <w:tcMar>
               <w:top w:w="60" w:type="dxa"/>
@@ -5302,7 +5302,7 @@
         </w:tc>
         <w:tc>
           <w:tcPr>
-            <w:tcW w:type="dxa" w:w="3096"/>
+            <w:tcW w:w="3096" w:type="dxa"/>
             <w:shd w:val="clear" w:color="auto" w:fill="1F2A56"/>
             <w:tcMar>
               <w:top w:w="60" w:type="dxa"/>
@@ -5331,7 +5331,7 @@
         </w:tc>
         <w:tc>
           <w:tcPr>
-            <w:tcW w:type="dxa" w:w="3211"/>
+            <w:tcW w:w="3211" w:type="dxa"/>
             <w:shd w:val="clear" w:color="auto" w:fill="1F2A56"/>
             <w:tcMar>
               <w:top w:w="60" w:type="dxa"/>
@@ -5362,7 +5362,7 @@
       <w:tr>
         <w:tc>
           <w:tcPr>
-            <w:tcW w:type="dxa" w:w="2592"/>
+            <w:tcW w:type="dxa" w:w="605"/>
             <w:shd w:val="clear" w:color="auto" w:fill="EEF1F8"/>
             <w:tcMar>
               <w:top w:w="55" w:type="dxa"/>
@@ -5391,7 +5391,7 @@
         </w:tc>
         <w:tc>
           <w:tcPr>
-            <w:tcW w:type="dxa" w:w="2592"/>
+            <w:tcW w:type="dxa" w:w="3384"/>
             <w:shd w:val="clear" w:color="auto" w:fill="EEF1F8"/>
             <w:tcMar>
               <w:top w:w="55" w:type="dxa"/>
@@ -5417,7 +5417,7 @@
         </w:tc>
         <w:tc>
           <w:tcPr>
-            <w:tcW w:type="dxa" w:w="2592"/>
+            <w:tcW w:type="dxa" w:w="3096"/>
             <w:shd w:val="clear" w:color="auto" w:fill="EEF1F8"/>
             <w:tcMar>
               <w:top w:w="55" w:type="dxa"/>
@@ -5445,7 +5445,7 @@
         </w:tc>
         <w:tc>
           <w:tcPr>
-            <w:tcW w:type="dxa" w:w="2592"/>
+            <w:tcW w:type="dxa" w:w="3211"/>
             <w:shd w:val="clear" w:color="auto" w:fill="EEF1F8"/>
             <w:tcMar>
               <w:top w:w="55" w:type="dxa"/>
@@ -5474,7 +5474,7 @@
       <w:tr>
         <w:tc>
           <w:tcPr>
-            <w:tcW w:type="dxa" w:w="2592"/>
+            <w:tcW w:type="dxa" w:w="605"/>
             <w:shd w:val="clear" w:color="auto" w:fill="FFFFFF"/>
             <w:tcMar>
               <w:top w:w="55" w:type="dxa"/>
@@ -5503,7 +5503,7 @@
         </w:tc>
         <w:tc>
           <w:tcPr>
-            <w:tcW w:type="dxa" w:w="2592"/>
+            <w:tcW w:type="dxa" w:w="3384"/>
             <w:shd w:val="clear" w:color="auto" w:fill="FFFFFF"/>
             <w:tcMar>
               <w:top w:w="55" w:type="dxa"/>
@@ -5529,7 +5529,7 @@
         </w:tc>
         <w:tc>
           <w:tcPr>
-            <w:tcW w:type="dxa" w:w="2592"/>
+            <w:tcW w:type="dxa" w:w="3096"/>
             <w:shd w:val="clear" w:color="auto" w:fill="FFFFFF"/>
             <w:tcMar>
               <w:top w:w="55" w:type="dxa"/>
@@ -5557,7 +5557,7 @@
         </w:tc>
         <w:tc>
           <w:tcPr>
-            <w:tcW w:type="dxa" w:w="2592"/>
+            <w:tcW w:type="dxa" w:w="3211"/>
             <w:shd w:val="clear" w:color="auto" w:fill="FFFFFF"/>
             <w:tcMar>
               <w:top w:w="55" w:type="dxa"/>
@@ -5586,7 +5586,7 @@
       <w:tr>
         <w:tc>
           <w:tcPr>
-            <w:tcW w:type="dxa" w:w="2592"/>
+            <w:tcW w:type="dxa" w:w="605"/>
             <w:shd w:val="clear" w:color="auto" w:fill="EEF1F8"/>
             <w:tcMar>
               <w:top w:w="55" w:type="dxa"/>
@@ -5615,7 +5615,7 @@
         </w:tc>
         <w:tc>
           <w:tcPr>
-            <w:tcW w:type="dxa" w:w="2592"/>
+            <w:tcW w:type="dxa" w:w="3384"/>
             <w:shd w:val="clear" w:color="auto" w:fill="EEF1F8"/>
             <w:tcMar>
               <w:top w:w="55" w:type="dxa"/>
@@ -5641,7 +5641,7 @@
         </w:tc>
         <w:tc>
           <w:tcPr>
-            <w:tcW w:type="dxa" w:w="2592"/>
+            <w:tcW w:type="dxa" w:w="3096"/>
             <w:shd w:val="clear" w:color="auto" w:fill="EEF1F8"/>
             <w:tcMar>
               <w:top w:w="55" w:type="dxa"/>
@@ -5669,7 +5669,7 @@
         </w:tc>
         <w:tc>
           <w:tcPr>
-            <w:tcW w:type="dxa" w:w="2592"/>
+            <w:tcW w:type="dxa" w:w="3211"/>
             <w:shd w:val="clear" w:color="auto" w:fill="EEF1F8"/>
             <w:tcMar>
               <w:top w:w="55" w:type="dxa"/>
@@ -5698,7 +5698,7 @@
       <w:tr>
         <w:tc>
           <w:tcPr>
-            <w:tcW w:type="dxa" w:w="2592"/>
+            <w:tcW w:type="dxa" w:w="605"/>
             <w:shd w:val="clear" w:color="auto" w:fill="FFFFFF"/>
             <w:tcMar>
               <w:top w:w="55" w:type="dxa"/>
@@ -5727,7 +5727,7 @@
         </w:tc>
         <w:tc>
           <w:tcPr>
-            <w:tcW w:type="dxa" w:w="2592"/>
+            <w:tcW w:type="dxa" w:w="3384"/>
             <w:shd w:val="clear" w:color="auto" w:fill="FFFFFF"/>
             <w:tcMar>
               <w:top w:w="55" w:type="dxa"/>
@@ -5753,7 +5753,7 @@
         </w:tc>
         <w:tc>
           <w:tcPr>
-            <w:tcW w:type="dxa" w:w="2592"/>
+            <w:tcW w:type="dxa" w:w="3096"/>
             <w:shd w:val="clear" w:color="auto" w:fill="FFFFFF"/>
             <w:tcMar>
               <w:top w:w="55" w:type="dxa"/>
@@ -5781,7 +5781,7 @@
         </w:tc>
         <w:tc>
           <w:tcPr>
-            <w:tcW w:type="dxa" w:w="2592"/>
+            <w:tcW w:type="dxa" w:w="3211"/>
             <w:shd w:val="clear" w:color="auto" w:fill="FFFFFF"/>
             <w:tcMar>
               <w:top w:w="55" w:type="dxa"/>
